--- a/docs/Device-Agent-Install-Guide.docx
+++ b/docs/Device-Agent-Install-Guide.docx
@@ -36,7 +36,7 @@
         <w:spacing w:after="120"/>
       </w:pPr>
       <w:r>
-        <w:t xml:space="preserve">This is a small program that runs quietly in the background on an employee’s computer. It keeps USB drives, CDs, and DVDs locked until a manager approves them from the Shanti Ops dashboard. You install it once per computer, and then there is nothing else to do — it works on its own.</w:t>
+        <w:t xml:space="preserve">This is a small program that runs quietly in the background on your work computer. It keeps external things — USB drives, CDs/DVDs, phones, and certain websites — locked until your manager approves them from the Shanti Ops dashboard. You install it once, and then there is nothing else to do; it works on its own and updates itself.</w:t>
       </w:r>
     </w:p>
     <w:p>
@@ -52,7 +52,7 @@
         <w:spacing w:after="80"/>
       </w:pPr>
       <w:r>
-        <w:t xml:space="preserve">Your admin will give you two things before you begin. Keep them handy:</w:t>
+        <w:t xml:space="preserve">Your manager will give you two files (for example, in a shared Google Drive folder):</w:t>
       </w:r>
     </w:p>
     <w:p>
@@ -68,7 +68,7 @@
           <w:b/>
           <w:bCs/>
         </w:rPr>
-        <w:t xml:space="preserve">The installer file: </w:t>
+        <w:t xml:space="preserve">The installer: </w:t>
       </w:r>
       <w:r>
         <w:t xml:space="preserve">ShantiAgentSetup.exe</w:t>
@@ -88,10 +88,10 @@
           <w:b/>
           <w:bCs/>
         </w:rPr>
-        <w:t xml:space="preserve">A Server Address and an Agent Code </w:t>
-      </w:r>
-      <w:r>
-        <w:t xml:space="preserve">(a long line of letters and numbers) — this links the computer to the right employee.</w:t>
+        <w:t xml:space="preserve">Your enrollment file: </w:t>
+      </w:r>
+      <w:r>
+        <w:t xml:space="preserve">shanti-enroll.json — this small file quietly links the computer to you. No typing or codes needed.</w:t>
       </w:r>
     </w:p>
     <w:p>
@@ -100,6 +100,55 @@
       </w:pPr>
       <w:r>
         <w:t xml:space="preserve">Installation steps</w:t>
+      </w:r>
+    </w:p>
+    <w:p>
+      <w:pPr>
+        <w:pStyle w:val="ListParagraph"/>
+        <w:numPr>
+          <w:ilvl w:val="0"/>
+          <w:numId w:val="3"/>
+        </w:numPr>
+        <w:spacing w:after="40"/>
+      </w:pPr>
+      <w:r>
+        <w:t xml:space="preserve">Download </w:t>
+      </w:r>
+      <w:r>
+        <w:rPr>
+          <w:b/>
+          <w:bCs/>
+        </w:rPr>
+        <w:t xml:space="preserve">both</w:t>
+      </w:r>
+      <w:r>
+        <w:t xml:space="preserve"> files into the </w:t>
+      </w:r>
+      <w:r>
+        <w:rPr>
+          <w:b/>
+          <w:bCs/>
+        </w:rPr>
+        <w:t xml:space="preserve">same folder</w:t>
+      </w:r>
+      <w:r>
+        <w:t xml:space="preserve"> (for example, your Downloads folder).</w:t>
+      </w:r>
+    </w:p>
+    <w:p>
+      <w:pPr>
+        <w:spacing w:after="80"/>
+        <w:ind w:left="540"/>
+      </w:pPr>
+      <w:r>
+        <w:rPr>
+          <w:i/>
+          <w:iCs/>
+          <w:color w:val="595959"/>
+          <w:sz w:val="20"/>
+          <w:szCs w:val="20"/>
+        </w:rPr>
+        <w:t xml:space="preserve">This matters: the installer looks for shanti-enroll.json sitting right next to it.</w:t>
       </w:r>
     </w:p>
     <w:p>
@@ -112,7 +161,7 @@
         <w:spacing w:after="80"/>
       </w:pPr>
       <w:r>
-        <w:t xml:space="preserve">Copy the </w:t>
+        <w:t xml:space="preserve">Double-click </w:t>
       </w:r>
       <w:r>
         <w:rPr>
@@ -122,7 +171,7 @@
         <w:t xml:space="preserve">ShantiAgentSetup.exe</w:t>
       </w:r>
       <w:r>
-        <w:t xml:space="preserve"> file onto the computer (from a USB drive, email, or shared folder).</w:t>
+        <w:t xml:space="preserve"> to start.</w:t>
       </w:r>
     </w:p>
     <w:p>
@@ -135,7 +184,27 @@
         <w:spacing w:after="80"/>
       </w:pPr>
       <w:r>
-        <w:t xml:space="preserve">Double-click the file to start the installer.</w:t>
+        <w:t xml:space="preserve">If Windows shows a blue “Windows protected your PC” screen, click </w:t>
+      </w:r>
+      <w:r>
+        <w:rPr>
+          <w:b/>
+          <w:bCs/>
+        </w:rPr>
+        <w:t xml:space="preserve">“More info”</w:t>
+      </w:r>
+      <w:r>
+        <w:t xml:space="preserve">, then </w:t>
+      </w:r>
+      <w:r>
+        <w:rPr>
+          <w:b/>
+          <w:bCs/>
+        </w:rPr>
+        <w:t xml:space="preserve">“Run anyway”</w:t>
+      </w:r>
+      <w:r>
+        <w:t xml:space="preserve">. This is expected and normal — it just means the app is new, not that anything is wrong.</w:t>
       </w:r>
     </w:p>
     <w:p>
@@ -148,39 +217,6 @@
         <w:spacing w:after="80"/>
       </w:pPr>
       <w:r>
-        <w:t xml:space="preserve">If Windows shows a blue “Windows protected your PC” screen, click </w:t>
-      </w:r>
-      <w:r>
-        <w:rPr>
-          <w:b/>
-          <w:bCs/>
-        </w:rPr>
-        <w:t xml:space="preserve">“More info”</w:t>
-      </w:r>
-      <w:r>
-        <w:t xml:space="preserve">, then </w:t>
-      </w:r>
-      <w:r>
-        <w:rPr>
-          <w:b/>
-          <w:bCs/>
-        </w:rPr>
-        <w:t xml:space="preserve">“Run anyway”</w:t>
-      </w:r>
-      <w:r>
-        <w:t xml:space="preserve">. This is expected and normal — it just means the app is new, not that anything is wrong.</w:t>
-      </w:r>
-    </w:p>
-    <w:p>
-      <w:pPr>
-        <w:pStyle w:val="ListParagraph"/>
-        <w:numPr>
-          <w:ilvl w:val="0"/>
-          <w:numId w:val="3"/>
-        </w:numPr>
-        <w:spacing w:after="80"/>
-      </w:pPr>
-      <w:r>
         <w:t xml:space="preserve">Click </w:t>
       </w:r>
       <w:r>
@@ -191,79 +227,7 @@
         <w:t xml:space="preserve">Next</w:t>
       </w:r>
       <w:r>
-        <w:t xml:space="preserve"> through the first couple of screens.</w:t>
-      </w:r>
-    </w:p>
-    <w:p>
-      <w:pPr>
-        <w:pStyle w:val="ListParagraph"/>
-        <w:numPr>
-          <w:ilvl w:val="0"/>
-          <w:numId w:val="3"/>
-        </w:numPr>
-        <w:spacing w:after="40"/>
-      </w:pPr>
-      <w:r>
-        <w:t xml:space="preserve">When asked for </w:t>
-      </w:r>
-      <w:r>
-        <w:rPr>
-          <w:b/>
-          <w:bCs/>
-        </w:rPr>
-        <w:t xml:space="preserve">Server URL</w:t>
-      </w:r>
-      <w:r>
-        <w:t xml:space="preserve"> and </w:t>
-      </w:r>
-      <w:r>
-        <w:rPr>
-          <w:b/>
-          <w:bCs/>
-        </w:rPr>
-        <w:t xml:space="preserve">Agent token</w:t>
-      </w:r>
-      <w:r>
-        <w:t xml:space="preserve">, paste in the Server Address and Agent Code your admin gave you.</w:t>
-      </w:r>
-    </w:p>
-    <w:p>
-      <w:pPr>
-        <w:spacing w:after="80"/>
-        <w:ind w:left="540"/>
-      </w:pPr>
-      <w:r>
-        <w:rPr>
-          <w:i/>
-          <w:iCs/>
-          <w:color w:val="595959"/>
-          <w:sz w:val="20"/>
-          <w:szCs w:val="20"/>
-        </w:rPr>
-        <w:t xml:space="preserve">Tip: paste, don’t type — these codes are long and easy to mistype.</w:t>
-      </w:r>
-    </w:p>
-    <w:p>
-      <w:pPr>
-        <w:pStyle w:val="ListParagraph"/>
-        <w:numPr>
-          <w:ilvl w:val="0"/>
-          <w:numId w:val="3"/>
-        </w:numPr>
-        <w:spacing w:after="80"/>
-      </w:pPr>
-      <w:r>
-        <w:t xml:space="preserve">Click </w:t>
-      </w:r>
-      <w:r>
-        <w:rPr>
-          <w:b/>
-          <w:bCs/>
-        </w:rPr>
-        <w:t xml:space="preserve">Next</w:t>
-      </w:r>
-      <w:r>
-        <w:t xml:space="preserve">, then </w:t>
+        <w:t xml:space="preserve"> through the screens, then </w:t>
       </w:r>
       <w:r>
         <w:rPr>
@@ -273,7 +237,7 @@
         <w:t xml:space="preserve">Install</w:t>
       </w:r>
       <w:r>
-        <w:t xml:space="preserve">.</w:t>
+        <w:t xml:space="preserve">. You will not be asked to type anything — your enrollment file handles it.</w:t>
       </w:r>
     </w:p>
     <w:p>
